--- a/backend/templates/UGOVOR O DOPUNSKOM RADU.docx
+++ b/backend/templates/UGOVOR O DOPUNSKOM RADU.docx
@@ -6611,9 +6611,6 @@
     <w:name w:val="header"/>
     <w:basedOn w:val="Normal"/>
     <w:pPr>
-      <w:pBdr>
-        <w:bottom w:val="dotted" w:sz="4" w:space="0" w:color="4682B4"/>
-      </w:pBdr>
       <w:tabs>
         <w:tab w:val="right" w:pos="9071"/>
       </w:tabs>
@@ -6623,7 +6620,6 @@
       <w:rFonts w:ascii="Verdana" w:hAnsi="Verdana" w:cs="Verdana"/>
       <w:b/>
       <w:bCs/>
-      <w:color w:val="4682B4"/>
       <w:sz w:val="18"/>
       <w:szCs w:val="18"/>
     </w:rPr>
@@ -6632,9 +6628,6 @@
     <w:name w:val="footer"/>
     <w:basedOn w:val="Normal"/>
     <w:pPr>
-      <w:pBdr>
-        <w:top w:val="dotted" w:sz="4" w:space="0" w:color="4682B4"/>
-      </w:pBdr>
       <w:tabs>
         <w:tab w:val="center" w:pos="5669"/>
       </w:tabs>
@@ -6644,7 +6637,6 @@
       <w:rFonts w:ascii="Verdana" w:hAnsi="Verdana" w:cs="Verdana"/>
       <w:b/>
       <w:bCs/>
-      <w:color w:val="4682B4"/>
       <w:sz w:val="18"/>
       <w:szCs w:val="18"/>
     </w:rPr>

--- a/backend/templates/UGOVOR O DOPUNSKOM RADU.docx
+++ b/backend/templates/UGOVOR O DOPUNSKOM RADU.docx
@@ -5672,53 +5672,40 @@
           <w:sz w:val="24"/>
           <w:szCs w:val="24"/>
         </w:rPr>
+        <w:tabs>
+          <w:tab w:val="right" w:pos="9071"/>
+        </w:tabs>
       </w:pPr>
       <w:proofErr w:type="spellStart"/>
-      <w:r>
-        <w:rPr>
-          <w:color w:val="auto"/>
-          <w:sz w:val="24"/>
-          <w:szCs w:val="24"/>
-        </w:rPr>
-        <w:t>Izvršilac</w:t>
-      </w:r>
-      <w:proofErr w:type="spellEnd"/>
-      <w:r>
-        <w:rPr>
-          <w:color w:val="auto"/>
-          <w:sz w:val="24"/>
-          <w:szCs w:val="24"/>
-        </w:rPr>
-        <w:t xml:space="preserve"> </w:t>
-      </w:r>
-      <w:proofErr w:type="spellStart"/>
-      <w:r>
-        <w:rPr>
-          <w:color w:val="auto"/>
-          <w:sz w:val="24"/>
-          <w:szCs w:val="24"/>
-        </w:rPr>
-        <w:t>posla</w:t>
-      </w:r>
-      <w:proofErr w:type="spellEnd"/>
-      <w:r>
-        <w:rPr>
-          <w:color w:val="auto"/>
-          <w:sz w:val="24"/>
-          <w:szCs w:val="24"/>
-        </w:rPr>
-        <w:t xml:space="preserve">                                                                                                                              </w:t>
-      </w:r>
-      <w:proofErr w:type="spellStart"/>
-      <w:r>
-        <w:rPr>
-          <w:color w:val="auto"/>
-          <w:sz w:val="24"/>
-          <w:szCs w:val="24"/>
-        </w:rPr>
-        <w:t>Poslodavac</w:t>
-      </w:r>
-      <w:proofErr w:type="spellEnd"/>
+      <w:proofErr w:type="spellEnd"/>
+      <w:proofErr w:type="spellStart"/>
+      <w:proofErr w:type="spellEnd"/>
+      <w:proofErr w:type="spellStart"/>
+      <w:proofErr w:type="spellEnd"/>
+      <w:r>
+        <w:rPr>
+          <w:color w:val="auto"/>
+          <w:sz w:val="24"/>
+          <w:szCs w:val="24"/>
+        </w:rPr>
+        <w:t xml:space="preserve">Izvršilac posla</w:t>
+      </w:r>
+      <w:r>
+        <w:rPr>
+          <w:color w:val="auto"/>
+          <w:sz w:val="24"/>
+          <w:szCs w:val="24"/>
+        </w:rPr>
+        <w:tab/>
+      </w:r>
+      <w:r>
+        <w:rPr>
+          <w:color w:val="auto"/>
+          <w:sz w:val="24"/>
+          <w:szCs w:val="24"/>
+        </w:rPr>
+        <w:t xml:space="preserve">Poslodavac</w:t>
+      </w:r>
     </w:p>
     <w:p>
       <w:pPr>
@@ -5727,6 +5714,9 @@
           <w:sz w:val="24"/>
           <w:szCs w:val="24"/>
         </w:rPr>
+        <w:tabs>
+          <w:tab w:val="right" w:pos="9071"/>
+        </w:tabs>
       </w:pPr>
       <w:r>
         <w:rPr>
@@ -5738,7 +5728,7 @@
           <w:sz w:val="24"/>
           <w:szCs w:val="24"/>
         </w:rPr>
-        <w:t>ARTAN BAJROVIĆ                                                                              DOO "UNICO HIJA "</w:t>
+        <w:t xml:space="preserve">ARTAN BAJROVIĆ</w:t>
       </w:r>
       <w:r>
         <w:rPr>
@@ -5750,7 +5740,19 @@
           <w:sz w:val="24"/>
           <w:szCs w:val="24"/>
         </w:rPr>
-        <w:t>ULCINJ</w:t>
+        <w:tab/>
+      </w:r>
+      <w:r>
+        <w:rPr>
+          <w:b/>
+          <w:bCs/>
+          <w:i/>
+          <w:iCs/>
+          <w:color w:val="auto"/>
+          <w:sz w:val="24"/>
+          <w:szCs w:val="24"/>
+        </w:rPr>
+        <w:t xml:space="preserve">DOO "UNICO HIJA "ULCINJ</w:t>
       </w:r>
     </w:p>
     <w:sectPr>
